--- a/course_development/domains/active_inference_metallurgy/02_thermodynamic_inference/01_systems/output/lecture-content/01_systems-module.docx
+++ b/course_development/domains/active_inference_metallurgy/02_thermodynamic_inference/01_systems/output/lecture-content/01_systems-module.docx
@@ -14,7 +14,7 @@
     </w:p>
     <w:p>
       <w:r>
-        <w:t>This module explores Systems within the context of Thermodynamic Inference . In the Active Inference framework, systems plays a critical role in how systems maintain their identity, process information, and adapt to perturbation. Here we examine this through the lens of phase equilibria, transformation kinetics, and calphad.</w:t>
+        <w:t>This module explores Systems within the context of Thermodynamic Inference . In the Active Inference framework, the systems concept plays a critical role in understanding how bounded entities maintain their identity, process information, and adapt to perturbation. Here we examine this through the lens of phase equilibria, transformation kinetics, and calphad.</w:t>
       </w:r>
     </w:p>
     <w:p>
@@ -44,7 +44,7 @@
     </w:p>
     <w:p>
       <w:r>
-        <w:t>In Active Inference, systems refers to the process by which systems maintain and update their relationship with the environment. For metallurgical systems, this maps directly onto physical processes: Binary and ternary phase diagrams as predictive maps, tie lines, lever rule.</w:t>
+        <w:t>In Active Inference, the concept of a system refers to any bounded entity that maintains and updates its relationship with the environment through the exchange of sensory and active states across a Markov blanket. For thermodynamic inference, this maps directly onto phase equilibria: binary and ternary phase diagrams as predictive maps, tie lines, and the lever rule.</w:t>
       </w:r>
     </w:p>
     <w:p>
